--- a/_template-source/nex_house_gallery_anual.docx
+++ b/_template-source/nex_house_gallery_anual.docx
@@ -127,7 +127,7 @@
         <w:br w:type="textWrapping"/>
         <w:t xml:space="preserve">CPF ou CNPJ: {{cpf_cnpj}}</w:t>
         <w:br w:type="textWrapping"/>
-        <w:t xml:space="preserve">Endereço completo: {{endereco_rua}}, {{endereco_numero}} - {{endereco_bairro}}</w:t>
+        <w:t xml:space="preserve">Endereço completo: {{endereco_rua}}, {{endereco_numero}}, {{endereco_complemento}} - {{endereco_bairro}}</w:t>
         <w:br w:type="textWrapping"/>
         <w:t xml:space="preserve">Cidade: {{endereco_cidade}} - {{endereco_uf}}</w:t>
         <w:br w:type="textWrapping"/>
@@ -1928,7 +1928,6 @@
           <w:rFonts w:ascii="Arial" w:cs="Arial" w:eastAsia="Arial" w:hAnsi="Arial"/>
           <w:sz w:val="22"/>
           <w:szCs w:val="22"/>
-          <w:highlight w:val="yellow"/>
           <w:rtl w:val="0"/>
         </w:rPr>
         <w:t xml:space="preserve">a) os meses utilizados, incluído o período de aviso prévio de que trata a cláusula 9.3, serão recalculados pelo Preço do Plano Mensal indicado na folha de rosto, a título de recomposição de preço, nos termos da cláusula 7.2;</w:t>

--- a/_template-source/nex_house_gallery_anual.docx
+++ b/_template-source/nex_house_gallery_anual.docx
@@ -2842,6 +2842,123 @@
         <w:rPr>
           <w:rtl w:val="0"/>
         </w:rPr>
+      </w:r>
+    </w:p>
+    <w:p>
+      <w:pPr>
+        <w:tabs>
+          <w:tab w:val="left" w:leader="none" w:pos="2268"/>
+        </w:tabs>
+        <w:spacing w:after="240" w:before="240" w:line="360" w:lineRule="auto"/>
+        <w:ind w:left="-567" w:right="-568" w:firstLine="0"/>
+        <w:rPr>
+          <w:rFonts w:ascii="Arial" w:cs="Arial" w:eastAsia="Arial" w:hAnsi="Arial"/>
+          <w:sz w:val="22"/>
+          <w:szCs w:val="22"/>
+        </w:rPr>
+      </w:pPr>
+      <w:r>
+        <w:rPr>
+          <w:rFonts w:ascii="Arial" w:cs="Arial" w:eastAsia="Arial" w:hAnsi="Arial"/>
+          <w:b w:val="1"/>
+          <w:bCs w:val="1"/>
+          <w:sz w:val="22"/>
+          <w:szCs w:val="22"/>
+          <w:rtl w:val="0"/>
+        </w:rPr>
+        <w:t xml:space="preserve">15. Interrupção &amp; Retorno</w:t>
+      </w:r>
+    </w:p>
+    <w:p>
+      <w:pPr>
+        <w:tabs>
+          <w:tab w:val="left" w:leader="none" w:pos="2268"/>
+        </w:tabs>
+        <w:spacing w:after="240" w:before="240" w:line="360" w:lineRule="auto"/>
+        <w:ind w:left="-567" w:right="-568" w:firstLine="0"/>
+        <w:rPr>
+          <w:rFonts w:ascii="Arial" w:cs="Arial" w:eastAsia="Arial" w:hAnsi="Arial"/>
+          <w:sz w:val="22"/>
+          <w:szCs w:val="22"/>
+        </w:rPr>
+      </w:pPr>
+      <w:r>
+        <w:rPr>
+          <w:rFonts w:ascii="Arial" w:cs="Arial" w:eastAsia="Arial" w:hAnsi="Arial"/>
+          <w:sz w:val="22"/>
+          <w:szCs w:val="22"/>
+          <w:rtl w:val="0"/>
+        </w:rPr>
+        <w:t xml:space="preserve">15.1 O MEMBRO poderá rescindir sua assinatura a qualquer tempo, respeitado o aviso prévio de 30 (trinta) dias previsto na cláusula 9.2, sem prejuízo das demais condições de cancelamento estabelecidas neste contrato.</w:t>
+      </w:r>
+    </w:p>
+    <w:p>
+      <w:pPr>
+        <w:tabs>
+          <w:tab w:val="left" w:leader="none" w:pos="2268"/>
+        </w:tabs>
+        <w:spacing w:after="240" w:before="240" w:line="360" w:lineRule="auto"/>
+        <w:ind w:left="-567" w:right="-568" w:firstLine="0"/>
+        <w:rPr>
+          <w:rFonts w:ascii="Arial" w:cs="Arial" w:eastAsia="Arial" w:hAnsi="Arial"/>
+          <w:sz w:val="22"/>
+          <w:szCs w:val="22"/>
+        </w:rPr>
+      </w:pPr>
+      <w:r>
+        <w:rPr>
+          <w:rFonts w:ascii="Arial" w:cs="Arial" w:eastAsia="Arial" w:hAnsi="Arial"/>
+          <w:sz w:val="22"/>
+          <w:szCs w:val="22"/>
+          <w:rtl w:val="0"/>
+        </w:rPr>
+        <w:t xml:space="preserve">15.2 Caso o MEMBRO opte por retornar ao NEX HOUSE e realizar nova adesão a qualquer uma das modalidades de assinatura disponíveis, dentro do prazo de 90 (noventa) dias corridos contados da data de efetivação da rescisão, a taxa de adesão será integralmente isenta.</w:t>
+      </w:r>
+    </w:p>
+    <w:p>
+      <w:pPr>
+        <w:tabs>
+          <w:tab w:val="left" w:leader="none" w:pos="2268"/>
+        </w:tabs>
+        <w:spacing w:after="240" w:before="240" w:line="360" w:lineRule="auto"/>
+        <w:ind w:left="-567" w:right="-568" w:firstLine="0"/>
+        <w:rPr>
+          <w:rFonts w:ascii="Arial" w:cs="Arial" w:eastAsia="Arial" w:hAnsi="Arial"/>
+          <w:sz w:val="22"/>
+          <w:szCs w:val="22"/>
+        </w:rPr>
+      </w:pPr>
+      <w:r>
+        <w:rPr>
+          <w:rFonts w:ascii="Arial" w:cs="Arial" w:eastAsia="Arial" w:hAnsi="Arial"/>
+          <w:sz w:val="22"/>
+          <w:szCs w:val="22"/>
+          <w:rtl w:val="0"/>
+        </w:rPr>
+        <w:t xml:space="preserve">15.3 O benefício previsto na cláusula 15.2 é de caráter pessoal e intransferível, aplicando-se exclusivamente ao MEMBRO signatário do contrato rescindido, e está condicionado à inexistência de débitos em aberto perante o NEX HOUSE na data do retorno.</w:t>
+      </w:r>
+    </w:p>
+    <w:p>
+      <w:pPr>
+        <w:tabs>
+          <w:tab w:val="left" w:leader="none" w:pos="2268"/>
+        </w:tabs>
+        <w:spacing w:after="240" w:before="240" w:line="360" w:lineRule="auto"/>
+        <w:ind w:left="-567" w:right="-568" w:firstLine="0"/>
+        <w:rPr>
+          <w:rFonts w:ascii="Arial" w:cs="Arial" w:eastAsia="Arial" w:hAnsi="Arial"/>
+          <w:sz w:val="22"/>
+          <w:szCs w:val="22"/>
+        </w:rPr>
+      </w:pPr>
+      <w:r>
+        <w:rPr>
+          <w:rFonts w:ascii="Arial" w:cs="Arial" w:eastAsia="Arial" w:hAnsi="Arial"/>
+          <w:sz w:val="22"/>
+          <w:szCs w:val="22"/>
+          <w:rtl w:val="0"/>
+        </w:rPr>
+        <w:t xml:space="preserve">15.4 A nova adesão formalizada nos termos desta cláusula constituirá contrato autônomo, sujeito às condições, tabela de valores e regulamentos vigentes à época da contratação.</w:t>
       </w:r>
     </w:p>
     <w:p>
